--- a/master template docx/template_purna_takeover.docx
+++ b/master template docx/template_purna_takeover.docx
@@ -15,8 +15,8 @@
           <w:u w:val="single"/>
         </w:rPr>
       </w:pPr>
-      <w:bookmarkStart w:id="0" w:name="OLE_LINK30"/>
-      <w:bookmarkStart w:id="1" w:name="OLE_LINK2"/>
+      <w:bookmarkStart w:id="0" w:name="OLE_LINK2"/>
+      <w:bookmarkStart w:id="1" w:name="OLE_LINK30"/>
       <w:r>
         <w:rPr>
           <w:rFonts w:ascii="Kalinga" w:hAnsi="Kalinga" w:cs="Kalinga"/>
@@ -3321,14 +3321,14 @@
       <w:bookmarkStart w:id="3" w:name="OLE_LINK19"/>
       <w:bookmarkStart w:id="4" w:name="OLE_LINK17"/>
       <w:bookmarkStart w:id="5" w:name="OLE_LINK8"/>
-      <w:bookmarkStart w:id="6" w:name="OLE_LINK41"/>
-      <w:bookmarkStart w:id="7" w:name="OLE_LINK32"/>
-      <w:bookmarkStart w:id="8" w:name="OLE_LINK33"/>
-      <w:bookmarkStart w:id="9" w:name="OLE_LINK23"/>
-      <w:bookmarkStart w:id="10" w:name="OLE_LINK24"/>
+      <w:bookmarkStart w:id="6" w:name="OLE_LINK32"/>
+      <w:bookmarkStart w:id="7" w:name="OLE_LINK27"/>
+      <w:bookmarkStart w:id="8" w:name="OLE_LINK23"/>
+      <w:bookmarkStart w:id="9" w:name="OLE_LINK33"/>
+      <w:bookmarkStart w:id="10" w:name="OLE_LINK3"/>
       <w:bookmarkStart w:id="11" w:name="OLE_LINK10"/>
-      <w:bookmarkStart w:id="12" w:name="OLE_LINK27"/>
-      <w:bookmarkStart w:id="13" w:name="OLE_LINK3"/>
+      <w:bookmarkStart w:id="12" w:name="OLE_LINK24"/>
+      <w:bookmarkStart w:id="13" w:name="OLE_LINK41"/>
       <w:r>
         <w:rPr>
           <w:rFonts w:ascii="Kalinga" w:hAnsi="Kalinga" w:cs="Kalinga"/>
@@ -3959,89 +3959,6 @@
         <w:jc w:val="both"/>
         <w:rPr>
           <w:rFonts w:hint="default" w:ascii="Kalinga" w:hAnsi="Kalinga"/>
-          <w:sz w:val="20"/>
-          <w:szCs w:val="20"/>
-        </w:rPr>
-      </w:pPr>
-      <w:r>
-        <w:rPr>
-          <w:rFonts w:hint="default" w:ascii="Kalinga" w:hAnsi="Kalinga"/>
-          <w:color w:val="auto"/>
-          <w:sz w:val="20"/>
-          <w:szCs w:val="20"/>
-        </w:rPr>
-        <w:t xml:space="preserve">Rekening BNI Taplus atas nama </w:t>
-      </w:r>
-      <w:r>
-        <w:rPr>
-          <w:rFonts w:hint="default" w:ascii="Kalinga" w:hAnsi="Kalinga"/>
-          <w:color w:val="auto"/>
-          <w:sz w:val="20"/>
-          <w:szCs w:val="20"/>
-          <w:lang w:val="en-US"/>
-        </w:rPr>
-        <w:t xml:space="preserve">Pemohon </w:t>
-      </w:r>
-      <w:r>
-        <w:rPr>
-          <w:rFonts w:hint="default" w:ascii="Kalinga" w:hAnsi="Kalinga"/>
-          <w:color w:val="auto"/>
-          <w:sz w:val="20"/>
-          <w:szCs w:val="20"/>
-        </w:rPr>
-        <w:t xml:space="preserve">yang </w:t>
-      </w:r>
-      <w:r>
-        <w:rPr>
-          <w:rFonts w:hint="default" w:ascii="Kalinga" w:hAnsi="Kalinga"/>
-          <w:color w:val="auto"/>
-          <w:sz w:val="20"/>
-          <w:szCs w:val="20"/>
-          <w:lang w:val="en-US"/>
-        </w:rPr>
-        <w:t>akan dijadikan</w:t>
-      </w:r>
-      <w:r>
-        <w:rPr>
-          <w:rFonts w:hint="default" w:ascii="Kalinga" w:hAnsi="Kalinga"/>
-          <w:color w:val="auto"/>
-          <w:sz w:val="20"/>
-          <w:szCs w:val="20"/>
-        </w:rPr>
-        <w:t xml:space="preserve"> Rekening Payroll Gaji Pensiun </w:t>
-      </w:r>
-      <w:r>
-        <w:rPr>
-          <w:rFonts w:hint="default" w:ascii="Kalinga" w:hAnsi="Kalinga"/>
-          <w:color w:val="auto"/>
-          <w:sz w:val="20"/>
-          <w:szCs w:val="20"/>
-          <w:lang w:val="en-US"/>
-        </w:rPr>
-        <w:t xml:space="preserve">serta </w:t>
-      </w:r>
-      <w:r>
-        <w:rPr>
-          <w:rFonts w:hint="default" w:ascii="Kalinga" w:hAnsi="Kalinga"/>
-          <w:color w:val="auto"/>
-          <w:sz w:val="20"/>
-          <w:szCs w:val="20"/>
-        </w:rPr>
-        <w:t>dijadikan sebagai Rekening Afiliasi Kredit akan diblokir sebesar {{ blokir_angsuran_total | default('0', true) }} ({{ blokir_angsuran_total_terbilang | default('', true) }}) kali angsuran ({{ blokir_angsuran_pindah_gaji | default('0', true) }} ({{ blokir_angsuran_pindah_gaji_terbilang | default('', true) }}) kali angsuran Pindah Gaji (dapat dibuka setelah Gaji Pensiun telah tercermin di Rekening Afiliasi Kredit BNI) dan {{ blokir_angsuran_lunas | default('0', true) }} ({{ blokir_angsuran_lunas_terbilang | default('', true) }}) kali angsuran (Pokok+ Bunga serta ditambah saldo minimum, diblokir sampai Kredit Lunas).Dana ini dapat dipotong dari Pencairan Kredit.</w:t>
-      </w:r>
-    </w:p>
-    <w:p>
-      <w:pPr>
-        <w:pStyle w:val="6"/>
-        <w:numPr>
-          <w:ilvl w:val="0"/>
-          <w:numId w:val="1"/>
-        </w:numPr>
-        <w:spacing w:line="240" w:lineRule="auto"/>
-        <w:ind w:left="360" w:leftChars="0" w:right="160" w:rightChars="0" w:hanging="280" w:firstLineChars="0"/>
-        <w:jc w:val="both"/>
-        <w:rPr>
-          <w:rFonts w:hint="default" w:ascii="Kalinga" w:hAnsi="Kalinga"/>
           <w:color w:val="auto"/>
           <w:sz w:val="20"/>
           <w:szCs w:val="20"/>
@@ -4095,6 +4012,16 @@
       <w:r>
         <w:rPr>
           <w:rFonts w:hint="default" w:ascii="Kalinga" w:hAnsi="Kalinga"/>
+          <w:color w:val="auto"/>
+          <w:sz w:val="20"/>
+          <w:szCs w:val="20"/>
+          <w:lang w:val="en-US"/>
+        </w:rPr>
+        <w:t>.</w:t>
+      </w:r>
+      <w:r>
+        <w:rPr>
+          <w:rFonts w:hint="default" w:ascii="Kalinga" w:hAnsi="Kalinga"/>
           <w:sz w:val="20"/>
           <w:szCs w:val="20"/>
         </w:rPr>
@@ -4164,505 +4091,807 @@
         <w:jc w:val="both"/>
         <w:rPr>
           <w:rFonts w:hint="default" w:ascii="Kalinga" w:hAnsi="Kalinga"/>
-          <w:sz w:val="20"/>
-          <w:szCs w:val="20"/>
-        </w:rPr>
-      </w:pPr>
-      <w:r>
-        <w:rPr>
-          <w:rFonts w:ascii="Kalinga" w:hAnsi="Kalinga" w:cs="Kalinga"/>
-          <w:color w:val="auto"/>
-          <w:sz w:val="20"/>
-          <w:szCs w:val="20"/>
-        </w:rPr>
-        <w:t xml:space="preserve">Pencairan dengan Maksimum Kredit sebesar Rp. </w:t>
-      </w:r>
-      <w:r>
-        <w:rPr>
-          <w:rFonts w:hint="default" w:ascii="Kalinga" w:hAnsi="Kalinga"/>
-          <w:color w:val="auto"/>
-          <w:sz w:val="20"/>
-          <w:szCs w:val="20"/>
-          <w:lang w:val="en-US"/>
-        </w:rPr>
-        <w:t xml:space="preserve">{{ usulan_plafon_kredit | default('0', true) }},- </w:t>
-      </w:r>
-      <w:r>
-        <w:rPr>
-          <w:rFonts w:ascii="Kalinga" w:hAnsi="Kalinga" w:cs="Kalinga"/>
-          <w:color w:val="auto"/>
-          <w:sz w:val="20"/>
-          <w:szCs w:val="20"/>
-        </w:rPr>
-        <w:t xml:space="preserve"> akan dilakukan secara sekaligus ke Rekening atas nama Pemoho</w:t>
-      </w:r>
-      <w:r>
-        <w:rPr>
-          <w:rFonts w:hint="default" w:ascii="Kalinga" w:hAnsi="Kalinga" w:cs="Kalinga"/>
-          <w:color w:val="auto"/>
-          <w:sz w:val="20"/>
-          <w:szCs w:val="20"/>
-          <w:lang w:val="en-US"/>
-        </w:rPr>
-        <w:t>n.</w:t>
-      </w:r>
-      <w:r>
-        <w:rPr>
-          <w:rFonts w:hint="default" w:ascii="Kalinga" w:hAnsi="Kalinga"/>
-          <w:sz w:val="20"/>
-          <w:szCs w:val="20"/>
-        </w:rPr>
-        <w:t>{% if slik_bank_1_takeover == 'ya' %}</w:t>
-      </w:r>
-    </w:p>
-    <w:p>
-      <w:pPr>
-        <w:pStyle w:val="6"/>
-        <w:numPr>
-          <w:ilvl w:val="0"/>
-          <w:numId w:val="1"/>
-        </w:numPr>
-        <w:spacing w:line="240" w:lineRule="auto"/>
-        <w:ind w:left="360" w:leftChars="0" w:right="160" w:rightChars="0" w:hanging="280" w:firstLineChars="0"/>
-        <w:jc w:val="both"/>
-        <w:rPr>
-          <w:rFonts w:hint="default" w:ascii="Kalinga" w:hAnsi="Kalinga"/>
-          <w:sz w:val="20"/>
-          <w:szCs w:val="20"/>
-        </w:rPr>
-      </w:pPr>
-      <w:r>
-        <w:rPr>
-          <w:rFonts w:hint="default" w:ascii="Kalinga" w:hAnsi="Kalinga"/>
-          <w:sz w:val="20"/>
-          <w:szCs w:val="20"/>
-        </w:rPr>
-        <w:t>Pencairan Tahap I dilakukan Penutupan Fasilitas Kredit {{ slik_bank_1_jenis | default('', true) }} di {{ slik_bank_1_nama | default('', true) }} atas nama Pemohon sebesar Nominal Pelunasan.{% endif %}{% if slik_bank_2_takeover == 'ya' %}</w:t>
-      </w:r>
-    </w:p>
-    <w:p>
-      <w:pPr>
-        <w:pStyle w:val="6"/>
-        <w:numPr>
-          <w:ilvl w:val="0"/>
-          <w:numId w:val="1"/>
-        </w:numPr>
-        <w:spacing w:line="240" w:lineRule="auto"/>
-        <w:ind w:left="360" w:leftChars="0" w:right="160" w:rightChars="0" w:hanging="280" w:firstLineChars="0"/>
-        <w:jc w:val="both"/>
-        <w:rPr>
-          <w:rFonts w:hint="default" w:ascii="Kalinga" w:hAnsi="Kalinga"/>
-          <w:sz w:val="20"/>
-          <w:szCs w:val="20"/>
-        </w:rPr>
-      </w:pPr>
-      <w:r>
-        <w:rPr>
-          <w:rFonts w:hint="default" w:ascii="Kalinga" w:hAnsi="Kalinga"/>
-          <w:sz w:val="20"/>
-          <w:szCs w:val="20"/>
-        </w:rPr>
-        <w:t>Pencairan Tahap I dilakukan Penutupan Fasilitas Kredit {{ slik_bank_2_jenis | default('', true) }} di {{ slik_bank_2_nama | default('', true) }} atas nama Pemohon sebesar Nominal Pelunasan.{% endif %}{% if slik_bank_3_takeover == 'ya' %}</w:t>
-      </w:r>
-    </w:p>
-    <w:p>
-      <w:pPr>
-        <w:pStyle w:val="6"/>
-        <w:numPr>
-          <w:ilvl w:val="0"/>
-          <w:numId w:val="1"/>
-        </w:numPr>
-        <w:spacing w:line="240" w:lineRule="auto"/>
-        <w:ind w:left="360" w:leftChars="0" w:right="160" w:rightChars="0" w:hanging="280" w:firstLineChars="0"/>
-        <w:jc w:val="both"/>
-        <w:rPr>
-          <w:rFonts w:hint="default" w:ascii="Kalinga" w:hAnsi="Kalinga"/>
-          <w:sz w:val="20"/>
-          <w:szCs w:val="20"/>
-        </w:rPr>
-      </w:pPr>
-      <w:r>
-        <w:rPr>
-          <w:rFonts w:hint="default" w:ascii="Kalinga" w:hAnsi="Kalinga"/>
-          <w:sz w:val="20"/>
-          <w:szCs w:val="20"/>
-        </w:rPr>
-        <w:t>Pencairan Tahap I dilakukan Penutupan Fasilitas Kredit {{ slik_bank_3_jenis | default('', true) }} di {{ slik_bank_3_nama | default('', true) }} atas nama Pemohon sebesar Nominal Pelunasan.{% endif %}{% if slik_bank_4_takeover == 'ya' %}</w:t>
-      </w:r>
-    </w:p>
-    <w:p>
-      <w:pPr>
-        <w:pStyle w:val="6"/>
-        <w:numPr>
-          <w:ilvl w:val="0"/>
-          <w:numId w:val="1"/>
-        </w:numPr>
-        <w:spacing w:line="240" w:lineRule="auto"/>
-        <w:ind w:left="360" w:leftChars="0" w:right="160" w:rightChars="0" w:hanging="280" w:firstLineChars="0"/>
-        <w:jc w:val="both"/>
-        <w:rPr>
-          <w:rFonts w:hint="default" w:ascii="Kalinga" w:hAnsi="Kalinga"/>
-          <w:sz w:val="20"/>
-          <w:szCs w:val="20"/>
-        </w:rPr>
-      </w:pPr>
-      <w:r>
-        <w:rPr>
-          <w:rFonts w:hint="default" w:ascii="Kalinga" w:hAnsi="Kalinga"/>
-          <w:sz w:val="20"/>
-          <w:szCs w:val="20"/>
-        </w:rPr>
-        <w:t>Pencairan Tahap I dilakukan Penutupan Fasilitas Kredit {{ slik_bank_4_jenis | default('', true) }} di {{ slik_bank_4_nama | default('', true) }} atas nama Pemohon sebesar Nominal Pelunasan.{% endif %}{% if slik_bank_5_takeover == 'ya' %}</w:t>
-      </w:r>
-    </w:p>
-    <w:p>
-      <w:pPr>
-        <w:pStyle w:val="6"/>
-        <w:numPr>
-          <w:ilvl w:val="0"/>
-          <w:numId w:val="1"/>
-        </w:numPr>
-        <w:spacing w:line="240" w:lineRule="auto"/>
-        <w:ind w:left="360" w:leftChars="0" w:right="160" w:rightChars="0" w:hanging="280" w:firstLineChars="0"/>
-        <w:jc w:val="both"/>
-        <w:rPr>
-          <w:rFonts w:hint="default" w:ascii="Kalinga" w:hAnsi="Kalinga"/>
-          <w:sz w:val="20"/>
-          <w:szCs w:val="20"/>
-        </w:rPr>
-      </w:pPr>
-      <w:r>
-        <w:rPr>
-          <w:rFonts w:hint="default" w:ascii="Kalinga" w:hAnsi="Kalinga"/>
-          <w:sz w:val="20"/>
-          <w:szCs w:val="20"/>
-        </w:rPr>
-        <w:t>Pencairan Tahap I dilakukan Penutupan Fasilitas Kredit {{ slik_bank_5_jenis | default('', true) }} di {{ slik_bank_5_nama | default('', true) }} atas nama Pemohon sebesar Nominal Pelunasan.{% endif %}{% if slik_bank_6_takeover == 'ya' %}</w:t>
-      </w:r>
-    </w:p>
-    <w:p>
-      <w:pPr>
-        <w:pStyle w:val="6"/>
-        <w:numPr>
-          <w:ilvl w:val="0"/>
-          <w:numId w:val="1"/>
-        </w:numPr>
-        <w:spacing w:line="240" w:lineRule="auto"/>
-        <w:ind w:left="360" w:leftChars="0" w:right="160" w:rightChars="0" w:hanging="280" w:firstLineChars="0"/>
-        <w:jc w:val="both"/>
-        <w:rPr>
-          <w:rFonts w:hint="default" w:ascii="Kalinga" w:hAnsi="Kalinga"/>
-          <w:sz w:val="20"/>
-          <w:szCs w:val="20"/>
-        </w:rPr>
-      </w:pPr>
-      <w:r>
-        <w:rPr>
-          <w:rFonts w:hint="default" w:ascii="Kalinga" w:hAnsi="Kalinga"/>
-          <w:sz w:val="20"/>
-          <w:szCs w:val="20"/>
-        </w:rPr>
-        <w:t>Pencairan Tahap I dilakukan Penutupan Fasilitas Kredit {{ slik_bank_6_jenis | default('', true) }} di {{ slik_bank_6_nama | default('', true) }} atas nama Pemohon sebesar Nominal Pelunasan.{% endif %}{% if slik_bank_7_takeover == 'ya' %}</w:t>
-      </w:r>
-    </w:p>
-    <w:p>
-      <w:pPr>
-        <w:pStyle w:val="6"/>
-        <w:numPr>
-          <w:ilvl w:val="0"/>
-          <w:numId w:val="1"/>
-        </w:numPr>
-        <w:spacing w:line="240" w:lineRule="auto"/>
-        <w:ind w:left="360" w:leftChars="0" w:right="160" w:rightChars="0" w:hanging="280" w:firstLineChars="0"/>
-        <w:jc w:val="both"/>
-        <w:rPr>
-          <w:rFonts w:hint="default" w:ascii="Kalinga" w:hAnsi="Kalinga"/>
-          <w:sz w:val="20"/>
-          <w:szCs w:val="20"/>
-        </w:rPr>
-      </w:pPr>
-      <w:r>
-        <w:rPr>
-          <w:rFonts w:hint="default" w:ascii="Kalinga" w:hAnsi="Kalinga"/>
-          <w:sz w:val="20"/>
-          <w:szCs w:val="20"/>
-        </w:rPr>
-        <w:t>Pencairan Tahap I dilakukan Penutupan Fasilitas Kredit {{ slik_bank_7_jenis | default('', true) }} di {{ slik_bank_7_nama | default('', true) }} atas nama Pemohon sebesar Nominal Pelunasan.{% endif %}{% if slik_bank_8_takeover == 'ya' %}</w:t>
-      </w:r>
-    </w:p>
-    <w:p>
-      <w:pPr>
-        <w:pStyle w:val="6"/>
-        <w:numPr>
-          <w:ilvl w:val="0"/>
-          <w:numId w:val="1"/>
-        </w:numPr>
-        <w:spacing w:line="240" w:lineRule="auto"/>
-        <w:ind w:left="360" w:leftChars="0" w:right="160" w:rightChars="0" w:hanging="280" w:firstLineChars="0"/>
-        <w:jc w:val="both"/>
-        <w:rPr>
-          <w:rFonts w:hint="default" w:ascii="Kalinga" w:hAnsi="Kalinga"/>
-          <w:sz w:val="20"/>
-          <w:szCs w:val="20"/>
-        </w:rPr>
-      </w:pPr>
-      <w:r>
-        <w:rPr>
-          <w:rFonts w:hint="default" w:ascii="Kalinga" w:hAnsi="Kalinga"/>
-          <w:sz w:val="20"/>
-          <w:szCs w:val="20"/>
-        </w:rPr>
-        <w:t>Pencairan Tahap I dilakukan Penutupan Fasilitas Kredit {{ slik_bank_8_jenis | default('', true) }} di {{ slik_bank_8_nama | default('', true) }} atas nama Pemohon sebesar Nominal Pelunasan.{% endif %}{% if slik_bank_9_takeover == 'ya' %}</w:t>
-      </w:r>
-    </w:p>
-    <w:p>
-      <w:pPr>
-        <w:pStyle w:val="6"/>
-        <w:numPr>
-          <w:ilvl w:val="0"/>
-          <w:numId w:val="1"/>
-        </w:numPr>
-        <w:spacing w:line="240" w:lineRule="auto"/>
-        <w:ind w:left="360" w:leftChars="0" w:right="160" w:rightChars="0" w:hanging="280" w:firstLineChars="0"/>
-        <w:jc w:val="both"/>
-        <w:rPr>
-          <w:rFonts w:hint="default" w:ascii="Kalinga" w:hAnsi="Kalinga"/>
-          <w:sz w:val="20"/>
-          <w:szCs w:val="20"/>
-        </w:rPr>
-      </w:pPr>
-      <w:r>
-        <w:rPr>
-          <w:rFonts w:hint="default" w:ascii="Kalinga" w:hAnsi="Kalinga"/>
-          <w:sz w:val="20"/>
-          <w:szCs w:val="20"/>
-        </w:rPr>
-        <w:t>Pencairan Tahap I dilakukan Penutupan Fasilitas Kredit {{ slik_bank_9_jenis | default('', true) }} di {{ slik_bank_9_nama | default('', true) }} atas nama Pemohon sebesar Nominal Pelunasan.{% endif %}{% if slik_bank_10_takeover == 'ya' %}</w:t>
-      </w:r>
-    </w:p>
-    <w:p>
-      <w:pPr>
-        <w:pStyle w:val="6"/>
-        <w:numPr>
-          <w:ilvl w:val="0"/>
-          <w:numId w:val="1"/>
-        </w:numPr>
-        <w:spacing w:line="240" w:lineRule="auto"/>
-        <w:ind w:left="360" w:leftChars="0" w:right="160" w:rightChars="0" w:hanging="280" w:firstLineChars="0"/>
-        <w:jc w:val="both"/>
-        <w:rPr>
-          <w:rFonts w:hint="default" w:ascii="Kalinga" w:hAnsi="Kalinga"/>
-          <w:sz w:val="20"/>
-          <w:szCs w:val="20"/>
-        </w:rPr>
-      </w:pPr>
-      <w:r>
-        <w:rPr>
-          <w:rFonts w:hint="default" w:ascii="Kalinga" w:hAnsi="Kalinga"/>
-          <w:sz w:val="20"/>
-          <w:szCs w:val="20"/>
-        </w:rPr>
-        <w:t>Pencairan Tahap I dilakukan Penutupan Fasilitas Kredit {{ slik_bank_10_jenis | default('', true) }} di {{ slik_bank_10_nama | default('', true) }} atas nama Pemohon sebesar Nominal Pelunasan.{% endif %}{% if slik_bank_11_takeover == 'ya' %}</w:t>
-      </w:r>
-    </w:p>
-    <w:p>
-      <w:pPr>
-        <w:pStyle w:val="6"/>
-        <w:numPr>
-          <w:ilvl w:val="0"/>
-          <w:numId w:val="1"/>
-        </w:numPr>
-        <w:spacing w:line="240" w:lineRule="auto"/>
-        <w:ind w:left="360" w:leftChars="0" w:right="160" w:rightChars="0" w:hanging="280" w:firstLineChars="0"/>
-        <w:jc w:val="both"/>
-        <w:rPr>
-          <w:rFonts w:hint="default" w:ascii="Kalinga" w:hAnsi="Kalinga"/>
-          <w:sz w:val="20"/>
-          <w:szCs w:val="20"/>
-        </w:rPr>
-      </w:pPr>
-      <w:r>
-        <w:rPr>
-          <w:rFonts w:hint="default" w:ascii="Kalinga" w:hAnsi="Kalinga"/>
-          <w:sz w:val="20"/>
-          <w:szCs w:val="20"/>
-        </w:rPr>
-        <w:t>Pencairan Tahap I dilakukan Penutupan Fasilitas Kredit {{ slik_bank_11_jenis | default('', true) }} di {{ slik_bank_11_nama | default('', true) }} atas nama Pemohon sebesar Nominal Pelunasan.{% endif %}{% if slik_bank_12_takeover == 'ya' %}</w:t>
-      </w:r>
-    </w:p>
-    <w:p>
-      <w:pPr>
-        <w:pStyle w:val="6"/>
-        <w:numPr>
-          <w:ilvl w:val="0"/>
-          <w:numId w:val="1"/>
-        </w:numPr>
-        <w:spacing w:line="240" w:lineRule="auto"/>
-        <w:ind w:left="360" w:leftChars="0" w:right="160" w:rightChars="0" w:hanging="280" w:firstLineChars="0"/>
-        <w:jc w:val="both"/>
-        <w:rPr>
-          <w:rFonts w:hint="default" w:ascii="Kalinga" w:hAnsi="Kalinga"/>
-          <w:sz w:val="20"/>
-          <w:szCs w:val="20"/>
-        </w:rPr>
-      </w:pPr>
-      <w:r>
-        <w:rPr>
-          <w:rFonts w:hint="default" w:ascii="Kalinga" w:hAnsi="Kalinga"/>
-          <w:sz w:val="20"/>
-          <w:szCs w:val="20"/>
-        </w:rPr>
-        <w:t>Pencairan Tahap I dilakukan Penutupan Fasilitas Kredit {{ slik_bank_12_jenis | default('', true) }} di {{ slik_bank_12_nama | default('', true) }} atas nama Pemohon sebesar Nominal Pelunasan.{% endif %}{% if slik_bank_13_takeover == 'ya' %}</w:t>
-      </w:r>
-    </w:p>
-    <w:p>
-      <w:pPr>
-        <w:pStyle w:val="6"/>
-        <w:numPr>
-          <w:ilvl w:val="0"/>
-          <w:numId w:val="1"/>
-        </w:numPr>
-        <w:spacing w:line="240" w:lineRule="auto"/>
-        <w:ind w:left="360" w:leftChars="0" w:right="160" w:rightChars="0" w:hanging="280" w:firstLineChars="0"/>
-        <w:jc w:val="both"/>
-        <w:rPr>
-          <w:rFonts w:hint="default" w:ascii="Kalinga" w:hAnsi="Kalinga"/>
-          <w:sz w:val="20"/>
-          <w:szCs w:val="20"/>
-        </w:rPr>
-      </w:pPr>
-      <w:r>
-        <w:rPr>
-          <w:rFonts w:hint="default" w:ascii="Kalinga" w:hAnsi="Kalinga"/>
-          <w:sz w:val="20"/>
-          <w:szCs w:val="20"/>
-        </w:rPr>
-        <w:t>Pencairan Tahap I dilakukan Penutupan Fasilitas Kredit {{ slik_bank_13_jenis | default('', true) }} di {{ slik_bank_13_nama | default('', true) }} atas nama Pemohon sebesar Nominal Pelunasan.{% endif %}{% if slik_bank_14_takeover == 'ya' %}</w:t>
-      </w:r>
-    </w:p>
-    <w:p>
-      <w:pPr>
-        <w:pStyle w:val="6"/>
-        <w:numPr>
-          <w:ilvl w:val="0"/>
-          <w:numId w:val="1"/>
-        </w:numPr>
-        <w:spacing w:line="240" w:lineRule="auto"/>
-        <w:ind w:left="360" w:leftChars="0" w:right="160" w:rightChars="0" w:hanging="280" w:firstLineChars="0"/>
-        <w:jc w:val="both"/>
-        <w:rPr>
-          <w:rFonts w:hint="default" w:ascii="Kalinga" w:hAnsi="Kalinga"/>
-          <w:sz w:val="20"/>
-          <w:szCs w:val="20"/>
-        </w:rPr>
-      </w:pPr>
-      <w:r>
-        <w:rPr>
-          <w:rFonts w:hint="default" w:ascii="Kalinga" w:hAnsi="Kalinga"/>
-          <w:sz w:val="20"/>
-          <w:szCs w:val="20"/>
-        </w:rPr>
-        <w:t>Pencairan Tahap I dilakukan Penutupan Fasilitas Kredit {{ slik_bank_14_jenis | default('', true) }} di {{ slik_bank_14_nama | default('', true) }} atas nama Pemohon sebesar Nominal Pelunasan.{% endif %}{% if slik_bank_15_takeover == 'ya' %}</w:t>
-      </w:r>
-    </w:p>
-    <w:p>
-      <w:pPr>
-        <w:pStyle w:val="6"/>
-        <w:numPr>
-          <w:ilvl w:val="0"/>
-          <w:numId w:val="1"/>
-        </w:numPr>
-        <w:spacing w:line="240" w:lineRule="auto"/>
-        <w:ind w:left="360" w:leftChars="0" w:right="160" w:rightChars="0" w:hanging="280" w:firstLineChars="0"/>
-        <w:jc w:val="both"/>
-        <w:rPr>
-          <w:rFonts w:hint="default" w:ascii="Kalinga" w:hAnsi="Kalinga"/>
-          <w:sz w:val="20"/>
-          <w:szCs w:val="20"/>
-        </w:rPr>
-      </w:pPr>
-      <w:r>
-        <w:rPr>
-          <w:rFonts w:hint="default" w:ascii="Kalinga" w:hAnsi="Kalinga"/>
-          <w:sz w:val="20"/>
-          <w:szCs w:val="20"/>
-        </w:rPr>
-        <w:t>Pencairan Tahap I dilakukan Penutupan Fasilitas Kredit {{ slik_bank_15_jenis | default('', true) }} di {{ slik_bank_15_nama | default('', true) }} atas nama Pemohon sebesar Nominal Pelunasan.{% endif %}</w:t>
-      </w:r>
-    </w:p>
-    <w:p>
-      <w:pPr>
-        <w:pStyle w:val="6"/>
-        <w:numPr>
-          <w:ilvl w:val="0"/>
-          <w:numId w:val="1"/>
-        </w:numPr>
-        <w:spacing w:line="240" w:lineRule="auto"/>
-        <w:ind w:left="360" w:leftChars="0" w:right="160" w:rightChars="0" w:hanging="280" w:firstLineChars="0"/>
-        <w:jc w:val="both"/>
-        <w:rPr>
-          <w:rFonts w:hint="default" w:ascii="Kalinga" w:hAnsi="Kalinga"/>
-          <w:sz w:val="20"/>
-          <w:szCs w:val="20"/>
-        </w:rPr>
-      </w:pPr>
-      <w:r>
-        <w:rPr>
-          <w:rFonts w:hint="default" w:ascii="Kalinga" w:hAnsi="Kalinga"/>
-          <w:sz w:val="20"/>
-          <w:szCs w:val="20"/>
-        </w:rPr>
-        <w:t xml:space="preserve">Pencairan Tahap II dilakukan setelah Bukti Lunas / Surat Keterangan Lunas Fasilitas Kredit dari {{ takeover_bank_list }} dan Asli SK Pensiun atas nama Pemohon telah diterima Pihak BNI dan Proses Flagging </w:t>
-      </w:r>
-      <w:r>
-        <w:rPr>
-          <w:rFonts w:hint="default" w:ascii="Kalinga" w:hAnsi="Kalinga"/>
-          <w:color w:val="auto"/>
-          <w:sz w:val="20"/>
-          <w:szCs w:val="20"/>
-        </w:rPr>
-        <w:t>{% if segmentasi == 'asabri' %}</w:t>
-      </w:r>
-      <w:r>
-        <w:rPr>
-          <w:rFonts w:hint="default" w:ascii="Kalinga" w:hAnsi="Kalinga"/>
-          <w:color w:val="auto"/>
-          <w:sz w:val="20"/>
-          <w:szCs w:val="20"/>
-          <w:lang w:val="en-US"/>
-        </w:rPr>
-        <w:t>ASABRI</w:t>
-      </w:r>
-      <w:r>
-        <w:rPr>
-          <w:rFonts w:hint="default" w:ascii="Kalinga" w:hAnsi="Kalinga"/>
-          <w:color w:val="auto"/>
-          <w:sz w:val="20"/>
-          <w:szCs w:val="20"/>
-        </w:rPr>
-        <w:t>{% else %}</w:t>
-      </w:r>
-      <w:r>
-        <w:rPr>
-          <w:rFonts w:hint="default" w:ascii="Kalinga" w:hAnsi="Kalinga"/>
-          <w:color w:val="auto"/>
-          <w:sz w:val="20"/>
-          <w:szCs w:val="20"/>
-          <w:lang w:val="en-US"/>
-        </w:rPr>
-        <w:t>TASPEN</w:t>
-      </w:r>
-      <w:r>
-        <w:rPr>
-          <w:rFonts w:hint="default" w:ascii="Kalinga" w:hAnsi="Kalinga"/>
-          <w:color w:val="auto"/>
-          <w:sz w:val="20"/>
-          <w:szCs w:val="20"/>
-        </w:rPr>
-        <w:t>{% endif %}</w:t>
-      </w:r>
+          <w:color w:val="auto"/>
+          <w:sz w:val="20"/>
+          <w:szCs w:val="20"/>
+        </w:rPr>
+      </w:pPr>
       <w:bookmarkStart w:id="17" w:name="_GoBack"/>
       <w:bookmarkEnd w:id="17"/>
+      <w:r>
+        <w:rPr>
+          <w:rFonts w:hint="default" w:ascii="Kalinga" w:hAnsi="Kalinga"/>
+          <w:color w:val="auto"/>
+          <w:sz w:val="20"/>
+          <w:szCs w:val="20"/>
+        </w:rPr>
+        <w:t xml:space="preserve">Rekening BNI Taplus atas nama </w:t>
+      </w:r>
+      <w:r>
+        <w:rPr>
+          <w:rFonts w:hint="default" w:ascii="Kalinga" w:hAnsi="Kalinga"/>
+          <w:color w:val="auto"/>
+          <w:sz w:val="20"/>
+          <w:szCs w:val="20"/>
+          <w:lang w:val="en-US"/>
+        </w:rPr>
+        <w:t xml:space="preserve">Pemohon </w:t>
+      </w:r>
+      <w:r>
+        <w:rPr>
+          <w:rFonts w:hint="default" w:ascii="Kalinga" w:hAnsi="Kalinga"/>
+          <w:color w:val="auto"/>
+          <w:sz w:val="20"/>
+          <w:szCs w:val="20"/>
+        </w:rPr>
+        <w:t xml:space="preserve">yang </w:t>
+      </w:r>
+      <w:r>
+        <w:rPr>
+          <w:rFonts w:hint="default" w:ascii="Kalinga" w:hAnsi="Kalinga"/>
+          <w:color w:val="auto"/>
+          <w:sz w:val="20"/>
+          <w:szCs w:val="20"/>
+          <w:lang w:val="en-US"/>
+        </w:rPr>
+        <w:t>akan dijadikan</w:t>
+      </w:r>
+      <w:r>
+        <w:rPr>
+          <w:rFonts w:hint="default" w:ascii="Kalinga" w:hAnsi="Kalinga"/>
+          <w:color w:val="auto"/>
+          <w:sz w:val="20"/>
+          <w:szCs w:val="20"/>
+        </w:rPr>
+        <w:t xml:space="preserve"> Rekening Payroll Gaji Pensiun </w:t>
+      </w:r>
+      <w:r>
+        <w:rPr>
+          <w:rFonts w:hint="default" w:ascii="Kalinga" w:hAnsi="Kalinga"/>
+          <w:color w:val="auto"/>
+          <w:sz w:val="20"/>
+          <w:szCs w:val="20"/>
+          <w:lang w:val="en-US"/>
+        </w:rPr>
+        <w:t xml:space="preserve">serta </w:t>
+      </w:r>
+      <w:r>
+        <w:rPr>
+          <w:rFonts w:hint="default" w:ascii="Kalinga" w:hAnsi="Kalinga"/>
+          <w:color w:val="auto"/>
+          <w:sz w:val="20"/>
+          <w:szCs w:val="20"/>
+        </w:rPr>
+        <w:t xml:space="preserve">dijadikan sebagai Rekening Afiliasi Kredit akan diblokir sebesar {{ blokir_angsuran_total | default('0', true) }} ({{ blokir_angsuran_total_terbilang | default('', true) }}) kali angsuran ({{ blokir_angsuran_pindah_gaji | default('0', true) }} ({{ blokir_angsuran_pindah_gaji_terbilang | default('', true) }}) kali angsuran Pindah Gaji (dapat dibuka setelah Gaji Pensiun telah tercermin di Rekening Afiliasi Kredit BNI) dan {{ blokir_angsuran_lunas | default('0', true) }} ({{ blokir_angsuran_lunas_terbilang | default('', true) }}) kali angsuran (Pokok+ Bunga serta ditambah saldo minimum, </w:t>
+      </w:r>
+      <w:r>
+        <w:rPr>
+          <w:rFonts w:hint="default" w:ascii="Kalinga" w:hAnsi="Kalinga"/>
+          <w:color w:val="auto"/>
+          <w:sz w:val="20"/>
+          <w:szCs w:val="20"/>
+          <w:lang w:val="en-US"/>
+        </w:rPr>
+        <w:t>dapat dibuka blokir saat</w:t>
+      </w:r>
+      <w:r>
+        <w:rPr>
+          <w:rFonts w:hint="default" w:ascii="Kalinga" w:hAnsi="Kalinga"/>
+          <w:color w:val="auto"/>
+          <w:sz w:val="20"/>
+          <w:szCs w:val="20"/>
+        </w:rPr>
+        <w:t xml:space="preserve"> </w:t>
+      </w:r>
+      <w:r>
+        <w:rPr>
+          <w:rFonts w:hint="default" w:ascii="Kalinga" w:hAnsi="Kalinga"/>
+          <w:color w:val="auto"/>
+          <w:sz w:val="20"/>
+          <w:szCs w:val="20"/>
+          <w:lang w:val="en-US"/>
+        </w:rPr>
+        <w:t>kredit lunas</w:t>
+      </w:r>
+      <w:r>
+        <w:rPr>
+          <w:rFonts w:hint="default" w:ascii="Kalinga" w:hAnsi="Kalinga"/>
+          <w:color w:val="auto"/>
+          <w:sz w:val="20"/>
+          <w:szCs w:val="20"/>
+        </w:rPr>
+        <w:t>).</w:t>
+      </w:r>
+      <w:r>
+        <w:rPr>
+          <w:rFonts w:hint="default" w:ascii="Kalinga" w:hAnsi="Kalinga"/>
+          <w:color w:val="auto"/>
+          <w:sz w:val="20"/>
+          <w:szCs w:val="20"/>
+          <w:lang w:val="en-US"/>
+        </w:rPr>
+        <w:t xml:space="preserve"> </w:t>
+      </w:r>
+      <w:r>
+        <w:rPr>
+          <w:rFonts w:hint="default" w:ascii="Kalinga" w:hAnsi="Kalinga"/>
+          <w:color w:val="auto"/>
+          <w:sz w:val="20"/>
+          <w:szCs w:val="20"/>
+        </w:rPr>
+        <w:t>Dana ini dapat dipotong dari Pencairan Kredit.</w:t>
+      </w:r>
+    </w:p>
+    <w:p>
+      <w:pPr>
+        <w:pStyle w:val="6"/>
+        <w:numPr>
+          <w:ilvl w:val="0"/>
+          <w:numId w:val="1"/>
+        </w:numPr>
+        <w:spacing w:line="240" w:lineRule="auto"/>
+        <w:ind w:left="360" w:leftChars="0" w:right="160" w:rightChars="0" w:hanging="280" w:firstLineChars="0"/>
+        <w:jc w:val="both"/>
+        <w:rPr>
+          <w:rFonts w:hint="default" w:ascii="Kalinga" w:hAnsi="Kalinga"/>
+          <w:sz w:val="20"/>
+          <w:szCs w:val="20"/>
+        </w:rPr>
+      </w:pPr>
+      <w:r>
+        <w:rPr>
+          <w:rFonts w:ascii="Kalinga" w:hAnsi="Kalinga" w:cs="Kalinga"/>
+          <w:color w:val="auto"/>
+          <w:sz w:val="20"/>
+          <w:szCs w:val="20"/>
+        </w:rPr>
+        <w:t xml:space="preserve">Pencairan dengan Maksimum Kredit sebesar Rp. </w:t>
+      </w:r>
+      <w:r>
+        <w:rPr>
+          <w:rFonts w:hint="default" w:ascii="Kalinga" w:hAnsi="Kalinga"/>
+          <w:color w:val="auto"/>
+          <w:sz w:val="20"/>
+          <w:szCs w:val="20"/>
+          <w:lang w:val="en-US"/>
+        </w:rPr>
+        <w:t xml:space="preserve">{{ usulan_plafon_kredit | default('0', true) }},- </w:t>
+      </w:r>
+      <w:r>
+        <w:rPr>
+          <w:rFonts w:ascii="Kalinga" w:hAnsi="Kalinga" w:cs="Kalinga"/>
+          <w:color w:val="auto"/>
+          <w:sz w:val="20"/>
+          <w:szCs w:val="20"/>
+        </w:rPr>
+        <w:t xml:space="preserve"> akan dilakukan secara sekaligus ke Rekening atas nama Pemoho</w:t>
+      </w:r>
+      <w:r>
+        <w:rPr>
+          <w:rFonts w:hint="default" w:ascii="Kalinga" w:hAnsi="Kalinga" w:cs="Kalinga"/>
+          <w:color w:val="auto"/>
+          <w:sz w:val="20"/>
+          <w:szCs w:val="20"/>
+          <w:lang w:val="en-US"/>
+        </w:rPr>
+        <w:t>n.</w:t>
+      </w:r>
+      <w:r>
+        <w:rPr>
+          <w:rFonts w:hint="default" w:ascii="Kalinga" w:hAnsi="Kalinga"/>
+          <w:sz w:val="20"/>
+          <w:szCs w:val="20"/>
+        </w:rPr>
+        <w:t>{% if slik_bank_1_takeover == 'ya' %}</w:t>
+      </w:r>
+    </w:p>
+    <w:p>
+      <w:pPr>
+        <w:pStyle w:val="6"/>
+        <w:numPr>
+          <w:ilvl w:val="0"/>
+          <w:numId w:val="1"/>
+        </w:numPr>
+        <w:spacing w:line="240" w:lineRule="auto"/>
+        <w:ind w:left="360" w:leftChars="0" w:right="160" w:rightChars="0" w:hanging="280" w:firstLineChars="0"/>
+        <w:jc w:val="both"/>
+        <w:rPr>
+          <w:rFonts w:hint="default" w:ascii="Kalinga" w:hAnsi="Kalinga"/>
+          <w:sz w:val="20"/>
+          <w:szCs w:val="20"/>
+        </w:rPr>
+      </w:pPr>
+      <w:r>
+        <w:rPr>
+          <w:rFonts w:hint="default" w:ascii="Kalinga" w:hAnsi="Kalinga"/>
+          <w:sz w:val="20"/>
+          <w:szCs w:val="20"/>
+          <w:lang w:val="en-US"/>
+        </w:rPr>
+        <w:t xml:space="preserve">Dilakukan </w:t>
+      </w:r>
+      <w:r>
+        <w:rPr>
+          <w:rFonts w:hint="default" w:ascii="Kalinga" w:hAnsi="Kalinga"/>
+          <w:sz w:val="20"/>
+          <w:szCs w:val="20"/>
+        </w:rPr>
+        <w:t>Penutupan Fasilitas Kredit {{ slik_bank_1_jenis | default('', true) }} di {{ slik_bank_1_nama | default('', true) }} atas nama Pemohon sebesar Nominal Pelunasan.{% endif %}{% if slik_bank_2_takeover == 'ya' %}</w:t>
+      </w:r>
+    </w:p>
+    <w:p>
+      <w:pPr>
+        <w:pStyle w:val="6"/>
+        <w:numPr>
+          <w:ilvl w:val="0"/>
+          <w:numId w:val="1"/>
+        </w:numPr>
+        <w:spacing w:line="240" w:lineRule="auto"/>
+        <w:ind w:left="360" w:leftChars="0" w:right="160" w:rightChars="0" w:hanging="280" w:firstLineChars="0"/>
+        <w:jc w:val="both"/>
+        <w:rPr>
+          <w:rFonts w:hint="default" w:ascii="Kalinga" w:hAnsi="Kalinga"/>
+          <w:sz w:val="20"/>
+          <w:szCs w:val="20"/>
+        </w:rPr>
+      </w:pPr>
+      <w:r>
+        <w:rPr>
+          <w:rFonts w:hint="default" w:ascii="Kalinga" w:hAnsi="Kalinga"/>
+          <w:sz w:val="20"/>
+          <w:szCs w:val="20"/>
+          <w:lang w:val="en-US"/>
+        </w:rPr>
+        <w:t xml:space="preserve">Dilakukan </w:t>
+      </w:r>
+      <w:r>
+        <w:rPr>
+          <w:rFonts w:hint="default" w:ascii="Kalinga" w:hAnsi="Kalinga"/>
+          <w:sz w:val="20"/>
+          <w:szCs w:val="20"/>
+        </w:rPr>
+        <w:t>Penutupan Fasilitas Kredit {{ slik_bank_2_jenis | default('', true) }} di {{ slik_bank_2_nama | default('', true) }} atas nama Pemohon sebesar Nominal Pelunasan.{% endif %}{% if slik_bank_3_takeover == 'ya' %}</w:t>
+      </w:r>
+    </w:p>
+    <w:p>
+      <w:pPr>
+        <w:pStyle w:val="6"/>
+        <w:numPr>
+          <w:ilvl w:val="0"/>
+          <w:numId w:val="1"/>
+        </w:numPr>
+        <w:spacing w:line="240" w:lineRule="auto"/>
+        <w:ind w:left="360" w:leftChars="0" w:right="160" w:rightChars="0" w:hanging="280" w:firstLineChars="0"/>
+        <w:jc w:val="both"/>
+        <w:rPr>
+          <w:rFonts w:hint="default" w:ascii="Kalinga" w:hAnsi="Kalinga"/>
+          <w:sz w:val="20"/>
+          <w:szCs w:val="20"/>
+        </w:rPr>
+      </w:pPr>
+      <w:r>
+        <w:rPr>
+          <w:rFonts w:hint="default" w:ascii="Kalinga" w:hAnsi="Kalinga"/>
+          <w:sz w:val="20"/>
+          <w:szCs w:val="20"/>
+          <w:lang w:val="en-US"/>
+        </w:rPr>
+        <w:t xml:space="preserve">Dilakukan </w:t>
+      </w:r>
+      <w:r>
+        <w:rPr>
+          <w:rFonts w:hint="default" w:ascii="Kalinga" w:hAnsi="Kalinga"/>
+          <w:sz w:val="20"/>
+          <w:szCs w:val="20"/>
+        </w:rPr>
+        <w:t>Penutupan Fasilitas Kredit {{ slik_bank_3_jenis | default('', true) }} di {{ slik_bank_3_nama | default('', true) }} atas nama Pemohon sebesar Nominal Pelunasan.{% endif %}{% if slik_bank_4_takeover == 'ya' %}</w:t>
+      </w:r>
+    </w:p>
+    <w:p>
+      <w:pPr>
+        <w:pStyle w:val="6"/>
+        <w:numPr>
+          <w:ilvl w:val="0"/>
+          <w:numId w:val="1"/>
+        </w:numPr>
+        <w:spacing w:line="240" w:lineRule="auto"/>
+        <w:ind w:left="360" w:leftChars="0" w:right="160" w:rightChars="0" w:hanging="280" w:firstLineChars="0"/>
+        <w:jc w:val="both"/>
+        <w:rPr>
+          <w:rFonts w:hint="default" w:ascii="Kalinga" w:hAnsi="Kalinga"/>
+          <w:sz w:val="20"/>
+          <w:szCs w:val="20"/>
+        </w:rPr>
+      </w:pPr>
+      <w:r>
+        <w:rPr>
+          <w:rFonts w:hint="default" w:ascii="Kalinga" w:hAnsi="Kalinga"/>
+          <w:sz w:val="20"/>
+          <w:szCs w:val="20"/>
+          <w:lang w:val="en-US"/>
+        </w:rPr>
+        <w:t xml:space="preserve">Dilakukan </w:t>
+      </w:r>
+      <w:r>
+        <w:rPr>
+          <w:rFonts w:hint="default" w:ascii="Kalinga" w:hAnsi="Kalinga"/>
+          <w:sz w:val="20"/>
+          <w:szCs w:val="20"/>
+        </w:rPr>
+        <w:t>Penutupan Fasilitas Kredit {{ slik_bank_4_jenis | default('', true) }} di {{ slik_bank_4_nama | default('', true) }} atas nama Pemohon sebesar Nominal Pelunasan.{% endif %}{% if slik_bank_5_takeover == 'ya' %}</w:t>
+      </w:r>
+    </w:p>
+    <w:p>
+      <w:pPr>
+        <w:pStyle w:val="6"/>
+        <w:numPr>
+          <w:ilvl w:val="0"/>
+          <w:numId w:val="1"/>
+        </w:numPr>
+        <w:spacing w:line="240" w:lineRule="auto"/>
+        <w:ind w:left="360" w:leftChars="0" w:right="160" w:rightChars="0" w:hanging="280" w:firstLineChars="0"/>
+        <w:jc w:val="both"/>
+        <w:rPr>
+          <w:rFonts w:hint="default" w:ascii="Kalinga" w:hAnsi="Kalinga"/>
+          <w:sz w:val="20"/>
+          <w:szCs w:val="20"/>
+        </w:rPr>
+      </w:pPr>
+      <w:r>
+        <w:rPr>
+          <w:rFonts w:hint="default" w:ascii="Kalinga" w:hAnsi="Kalinga"/>
+          <w:sz w:val="20"/>
+          <w:szCs w:val="20"/>
+          <w:lang w:val="en-US"/>
+        </w:rPr>
+        <w:t xml:space="preserve">Dilakukan </w:t>
+      </w:r>
+      <w:r>
+        <w:rPr>
+          <w:rFonts w:hint="default" w:ascii="Kalinga" w:hAnsi="Kalinga"/>
+          <w:sz w:val="20"/>
+          <w:szCs w:val="20"/>
+        </w:rPr>
+        <w:t>Penutupan Fasilitas Kredit {{ slik_bank_5_jenis | default('', true) }} di {{ slik_bank_5_nama | default('', true) }} atas nama Pemohon sebesar Nominal Pelunasan.{% endif %}{% if slik_bank_6_takeover == 'ya' %}</w:t>
+      </w:r>
+    </w:p>
+    <w:p>
+      <w:pPr>
+        <w:pStyle w:val="6"/>
+        <w:numPr>
+          <w:ilvl w:val="0"/>
+          <w:numId w:val="1"/>
+        </w:numPr>
+        <w:spacing w:line="240" w:lineRule="auto"/>
+        <w:ind w:left="360" w:leftChars="0" w:right="160" w:rightChars="0" w:hanging="280" w:firstLineChars="0"/>
+        <w:jc w:val="both"/>
+        <w:rPr>
+          <w:rFonts w:hint="default" w:ascii="Kalinga" w:hAnsi="Kalinga"/>
+          <w:sz w:val="20"/>
+          <w:szCs w:val="20"/>
+        </w:rPr>
+      </w:pPr>
+      <w:r>
+        <w:rPr>
+          <w:rFonts w:hint="default" w:ascii="Kalinga" w:hAnsi="Kalinga"/>
+          <w:sz w:val="20"/>
+          <w:szCs w:val="20"/>
+          <w:lang w:val="en-US"/>
+        </w:rPr>
+        <w:t xml:space="preserve">Dilakukan </w:t>
+      </w:r>
+      <w:r>
+        <w:rPr>
+          <w:rFonts w:hint="default" w:ascii="Kalinga" w:hAnsi="Kalinga"/>
+          <w:sz w:val="20"/>
+          <w:szCs w:val="20"/>
+        </w:rPr>
+        <w:t>Penutupan Fasilitas Kredit {{ slik_bank_6_jenis | default('', true) }} di {{ slik_bank_6_nama | default('', true) }} atas nama Pemohon sebesar Nominal Pelunasan.{% endif %}{% if slik_bank_7_takeover == 'ya' %}</w:t>
+      </w:r>
+    </w:p>
+    <w:p>
+      <w:pPr>
+        <w:pStyle w:val="6"/>
+        <w:numPr>
+          <w:ilvl w:val="0"/>
+          <w:numId w:val="1"/>
+        </w:numPr>
+        <w:spacing w:line="240" w:lineRule="auto"/>
+        <w:ind w:left="360" w:leftChars="0" w:right="160" w:rightChars="0" w:hanging="280" w:firstLineChars="0"/>
+        <w:jc w:val="both"/>
+        <w:rPr>
+          <w:rFonts w:hint="default" w:ascii="Kalinga" w:hAnsi="Kalinga"/>
+          <w:sz w:val="20"/>
+          <w:szCs w:val="20"/>
+        </w:rPr>
+      </w:pPr>
+      <w:r>
+        <w:rPr>
+          <w:rFonts w:hint="default" w:ascii="Kalinga" w:hAnsi="Kalinga"/>
+          <w:sz w:val="20"/>
+          <w:szCs w:val="20"/>
+          <w:lang w:val="en-US"/>
+        </w:rPr>
+        <w:t xml:space="preserve">Dilakukan </w:t>
+      </w:r>
+      <w:r>
+        <w:rPr>
+          <w:rFonts w:hint="default" w:ascii="Kalinga" w:hAnsi="Kalinga"/>
+          <w:sz w:val="20"/>
+          <w:szCs w:val="20"/>
+        </w:rPr>
+        <w:t>Penutupan Fasilitas Kredit {{ slik_bank_7_jenis | default('', true) }} di {{ slik_bank_7_nama | default('', true) }} atas nama Pemohon sebesar Nominal Pelunasan.{% endif %}{% if slik_bank_8_takeover == 'ya' %}</w:t>
+      </w:r>
+    </w:p>
+    <w:p>
+      <w:pPr>
+        <w:pStyle w:val="6"/>
+        <w:numPr>
+          <w:ilvl w:val="0"/>
+          <w:numId w:val="1"/>
+        </w:numPr>
+        <w:spacing w:line="240" w:lineRule="auto"/>
+        <w:ind w:left="360" w:leftChars="0" w:right="160" w:rightChars="0" w:hanging="280" w:firstLineChars="0"/>
+        <w:jc w:val="both"/>
+        <w:rPr>
+          <w:rFonts w:hint="default" w:ascii="Kalinga" w:hAnsi="Kalinga"/>
+          <w:sz w:val="20"/>
+          <w:szCs w:val="20"/>
+        </w:rPr>
+      </w:pPr>
+      <w:r>
+        <w:rPr>
+          <w:rFonts w:hint="default" w:ascii="Kalinga" w:hAnsi="Kalinga"/>
+          <w:sz w:val="20"/>
+          <w:szCs w:val="20"/>
+          <w:lang w:val="en-US"/>
+        </w:rPr>
+        <w:t xml:space="preserve">Dilakukan </w:t>
+      </w:r>
+      <w:r>
+        <w:rPr>
+          <w:rFonts w:hint="default" w:ascii="Kalinga" w:hAnsi="Kalinga"/>
+          <w:sz w:val="20"/>
+          <w:szCs w:val="20"/>
+        </w:rPr>
+        <w:t>Penutupan Fasilitas Kredit {{ slik_bank_8_jenis | default('', true) }} di {{ slik_bank_8_nama | default('', true) }} atas nama Pemohon sebesar Nominal Pelunasan.{% endif %}{% if slik_bank_9_takeover == 'ya' %}</w:t>
+      </w:r>
+    </w:p>
+    <w:p>
+      <w:pPr>
+        <w:pStyle w:val="6"/>
+        <w:numPr>
+          <w:ilvl w:val="0"/>
+          <w:numId w:val="1"/>
+        </w:numPr>
+        <w:spacing w:line="240" w:lineRule="auto"/>
+        <w:ind w:left="360" w:leftChars="0" w:right="160" w:rightChars="0" w:hanging="280" w:firstLineChars="0"/>
+        <w:jc w:val="both"/>
+        <w:rPr>
+          <w:rFonts w:hint="default" w:ascii="Kalinga" w:hAnsi="Kalinga"/>
+          <w:sz w:val="20"/>
+          <w:szCs w:val="20"/>
+        </w:rPr>
+      </w:pPr>
+      <w:r>
+        <w:rPr>
+          <w:rFonts w:hint="default" w:ascii="Kalinga" w:hAnsi="Kalinga"/>
+          <w:sz w:val="20"/>
+          <w:szCs w:val="20"/>
+          <w:lang w:val="en-US"/>
+        </w:rPr>
+        <w:t xml:space="preserve">Dilakukan </w:t>
+      </w:r>
+      <w:r>
+        <w:rPr>
+          <w:rFonts w:hint="default" w:ascii="Kalinga" w:hAnsi="Kalinga"/>
+          <w:sz w:val="20"/>
+          <w:szCs w:val="20"/>
+        </w:rPr>
+        <w:t>Penutupan Fasilitas Kredit {{ slik_bank_9_jenis | default('', true) }} di {{ slik_bank_9_nama | default('', true) }} atas nama Pemohon sebesar Nominal Pelunasan.{% endif %}{% if slik_bank_10_takeover == 'ya' %}</w:t>
+      </w:r>
+    </w:p>
+    <w:p>
+      <w:pPr>
+        <w:pStyle w:val="6"/>
+        <w:numPr>
+          <w:ilvl w:val="0"/>
+          <w:numId w:val="1"/>
+        </w:numPr>
+        <w:spacing w:line="240" w:lineRule="auto"/>
+        <w:ind w:left="360" w:leftChars="0" w:right="160" w:rightChars="0" w:hanging="280" w:firstLineChars="0"/>
+        <w:jc w:val="both"/>
+        <w:rPr>
+          <w:rFonts w:hint="default" w:ascii="Kalinga" w:hAnsi="Kalinga"/>
+          <w:sz w:val="20"/>
+          <w:szCs w:val="20"/>
+        </w:rPr>
+      </w:pPr>
+      <w:r>
+        <w:rPr>
+          <w:rFonts w:hint="default" w:ascii="Kalinga" w:hAnsi="Kalinga"/>
+          <w:sz w:val="20"/>
+          <w:szCs w:val="20"/>
+          <w:lang w:val="en-US"/>
+        </w:rPr>
+        <w:t xml:space="preserve">Dilakukan </w:t>
+      </w:r>
+      <w:r>
+        <w:rPr>
+          <w:rFonts w:hint="default" w:ascii="Kalinga" w:hAnsi="Kalinga"/>
+          <w:sz w:val="20"/>
+          <w:szCs w:val="20"/>
+        </w:rPr>
+        <w:t>Penutupan Fasilitas Kredit {{ slik_bank_10_jenis | default('', true) }} di {{ slik_bank_10_nama | default('', true) }} atas nama Pemohon sebesar Nominal Pelunasan.{% endif %}{% if slik_bank_11_takeover == 'ya' %}</w:t>
+      </w:r>
+    </w:p>
+    <w:p>
+      <w:pPr>
+        <w:pStyle w:val="6"/>
+        <w:numPr>
+          <w:ilvl w:val="0"/>
+          <w:numId w:val="1"/>
+        </w:numPr>
+        <w:spacing w:line="240" w:lineRule="auto"/>
+        <w:ind w:left="360" w:leftChars="0" w:right="160" w:rightChars="0" w:hanging="280" w:firstLineChars="0"/>
+        <w:jc w:val="both"/>
+        <w:rPr>
+          <w:rFonts w:hint="default" w:ascii="Kalinga" w:hAnsi="Kalinga"/>
+          <w:sz w:val="20"/>
+          <w:szCs w:val="20"/>
+        </w:rPr>
+      </w:pPr>
+      <w:r>
+        <w:rPr>
+          <w:rFonts w:hint="default" w:ascii="Kalinga" w:hAnsi="Kalinga"/>
+          <w:sz w:val="20"/>
+          <w:szCs w:val="20"/>
+          <w:lang w:val="en-US"/>
+        </w:rPr>
+        <w:t xml:space="preserve">Dilakukan </w:t>
+      </w:r>
+      <w:r>
+        <w:rPr>
+          <w:rFonts w:hint="default" w:ascii="Kalinga" w:hAnsi="Kalinga"/>
+          <w:sz w:val="20"/>
+          <w:szCs w:val="20"/>
+        </w:rPr>
+        <w:t>Penutupan Fasilitas Kredit {{ slik_bank_11_jenis | default('', true) }} di {{ slik_bank_11_nama | default('', true) }} atas nama Pemohon sebesar Nominal Pelunasan.{% endif %}{% if slik_bank_12_takeover == 'ya' %}</w:t>
+      </w:r>
+    </w:p>
+    <w:p>
+      <w:pPr>
+        <w:pStyle w:val="6"/>
+        <w:numPr>
+          <w:ilvl w:val="0"/>
+          <w:numId w:val="1"/>
+        </w:numPr>
+        <w:spacing w:line="240" w:lineRule="auto"/>
+        <w:ind w:left="360" w:leftChars="0" w:right="160" w:rightChars="0" w:hanging="280" w:firstLineChars="0"/>
+        <w:jc w:val="both"/>
+        <w:rPr>
+          <w:rFonts w:hint="default" w:ascii="Kalinga" w:hAnsi="Kalinga"/>
+          <w:sz w:val="20"/>
+          <w:szCs w:val="20"/>
+        </w:rPr>
+      </w:pPr>
+      <w:r>
+        <w:rPr>
+          <w:rFonts w:hint="default" w:ascii="Kalinga" w:hAnsi="Kalinga"/>
+          <w:sz w:val="20"/>
+          <w:szCs w:val="20"/>
+          <w:lang w:val="en-US"/>
+        </w:rPr>
+        <w:t xml:space="preserve">Dilakukan </w:t>
+      </w:r>
+      <w:r>
+        <w:rPr>
+          <w:rFonts w:hint="default" w:ascii="Kalinga" w:hAnsi="Kalinga"/>
+          <w:sz w:val="20"/>
+          <w:szCs w:val="20"/>
+        </w:rPr>
+        <w:t>Penutupan Fasilitas Kredit {{ slik_bank_12_jenis | default('', true) }} di {{ slik_bank_12_nama | default('', true) }} atas nama Pemohon sebesar Nominal Pelunasan.{% endif %}{% if slik_bank_13_takeover == 'ya' %}</w:t>
+      </w:r>
+    </w:p>
+    <w:p>
+      <w:pPr>
+        <w:pStyle w:val="6"/>
+        <w:numPr>
+          <w:ilvl w:val="0"/>
+          <w:numId w:val="1"/>
+        </w:numPr>
+        <w:spacing w:line="240" w:lineRule="auto"/>
+        <w:ind w:left="360" w:leftChars="0" w:right="160" w:rightChars="0" w:hanging="280" w:firstLineChars="0"/>
+        <w:jc w:val="both"/>
+        <w:rPr>
+          <w:rFonts w:hint="default" w:ascii="Kalinga" w:hAnsi="Kalinga"/>
+          <w:sz w:val="20"/>
+          <w:szCs w:val="20"/>
+        </w:rPr>
+      </w:pPr>
+      <w:r>
+        <w:rPr>
+          <w:rFonts w:hint="default" w:ascii="Kalinga" w:hAnsi="Kalinga"/>
+          <w:sz w:val="20"/>
+          <w:szCs w:val="20"/>
+          <w:lang w:val="en-US"/>
+        </w:rPr>
+        <w:t xml:space="preserve">Dilakukan </w:t>
+      </w:r>
+      <w:r>
+        <w:rPr>
+          <w:rFonts w:hint="default" w:ascii="Kalinga" w:hAnsi="Kalinga"/>
+          <w:sz w:val="20"/>
+          <w:szCs w:val="20"/>
+        </w:rPr>
+        <w:t>Penutupan Fasilitas Kredit {{ slik_bank_13_jenis | default('', true) }} di {{ slik_bank_13_nama | default('', true) }} atas nama Pemohon sebesar Nominal Pelunasan.{% endif %}{% if slik_bank_14_takeover == 'ya' %}</w:t>
+      </w:r>
+    </w:p>
+    <w:p>
+      <w:pPr>
+        <w:pStyle w:val="6"/>
+        <w:numPr>
+          <w:ilvl w:val="0"/>
+          <w:numId w:val="1"/>
+        </w:numPr>
+        <w:spacing w:line="240" w:lineRule="auto"/>
+        <w:ind w:left="360" w:leftChars="0" w:right="160" w:rightChars="0" w:hanging="280" w:firstLineChars="0"/>
+        <w:jc w:val="both"/>
+        <w:rPr>
+          <w:rFonts w:hint="default" w:ascii="Kalinga" w:hAnsi="Kalinga"/>
+          <w:sz w:val="20"/>
+          <w:szCs w:val="20"/>
+        </w:rPr>
+      </w:pPr>
+      <w:r>
+        <w:rPr>
+          <w:rFonts w:hint="default" w:ascii="Kalinga" w:hAnsi="Kalinga"/>
+          <w:sz w:val="20"/>
+          <w:szCs w:val="20"/>
+          <w:lang w:val="en-US"/>
+        </w:rPr>
+        <w:t xml:space="preserve">Dilakukan </w:t>
+      </w:r>
+      <w:r>
+        <w:rPr>
+          <w:rFonts w:hint="default" w:ascii="Kalinga" w:hAnsi="Kalinga"/>
+          <w:sz w:val="20"/>
+          <w:szCs w:val="20"/>
+        </w:rPr>
+        <w:t>Penutupan Fasilitas Kredit {{ slik_bank_14_jenis | default('', true) }} di {{ slik_bank_14_nama | default('', true) }} atas nama Pemohon sebesar Nominal Pelunasan.{% endif %}{% if slik_bank_15_takeover == 'ya' %}</w:t>
+      </w:r>
+    </w:p>
+    <w:p>
+      <w:pPr>
+        <w:pStyle w:val="6"/>
+        <w:numPr>
+          <w:ilvl w:val="0"/>
+          <w:numId w:val="1"/>
+        </w:numPr>
+        <w:spacing w:line="240" w:lineRule="auto"/>
+        <w:ind w:left="360" w:leftChars="0" w:right="160" w:rightChars="0" w:hanging="280" w:firstLineChars="0"/>
+        <w:jc w:val="both"/>
+        <w:rPr>
+          <w:rFonts w:hint="default" w:ascii="Kalinga" w:hAnsi="Kalinga"/>
+          <w:sz w:val="20"/>
+          <w:szCs w:val="20"/>
+        </w:rPr>
+      </w:pPr>
+      <w:r>
+        <w:rPr>
+          <w:rFonts w:hint="default" w:ascii="Kalinga" w:hAnsi="Kalinga"/>
+          <w:sz w:val="20"/>
+          <w:szCs w:val="20"/>
+          <w:lang w:val="en-US"/>
+        </w:rPr>
+        <w:t xml:space="preserve">Dilakukan </w:t>
+      </w:r>
+      <w:r>
+        <w:rPr>
+          <w:rFonts w:hint="default" w:ascii="Kalinga" w:hAnsi="Kalinga"/>
+          <w:sz w:val="20"/>
+          <w:szCs w:val="20"/>
+        </w:rPr>
+        <w:t>Penutupan Fasilitas Kredit {{ slik_bank_15_jenis | default('', true) }} di {{ slik_bank_15_nama | default('', true) }} atas nama Pemohon sebesar Nominal Pelunasan.{% endif %}</w:t>
+      </w:r>
+    </w:p>
+    <w:p>
+      <w:pPr>
+        <w:pStyle w:val="6"/>
+        <w:numPr>
+          <w:ilvl w:val="0"/>
+          <w:numId w:val="1"/>
+        </w:numPr>
+        <w:spacing w:line="240" w:lineRule="auto"/>
+        <w:ind w:left="360" w:leftChars="0" w:right="160" w:rightChars="0" w:hanging="280" w:firstLineChars="0"/>
+        <w:jc w:val="both"/>
+        <w:rPr>
+          <w:rFonts w:hint="default" w:ascii="Kalinga" w:hAnsi="Kalinga"/>
+          <w:sz w:val="20"/>
+          <w:szCs w:val="20"/>
+        </w:rPr>
+      </w:pPr>
+      <w:r>
+        <w:rPr>
+          <w:rFonts w:hint="default" w:ascii="Kalinga" w:hAnsi="Kalinga"/>
+          <w:sz w:val="20"/>
+          <w:szCs w:val="20"/>
+          <w:lang w:val="en-US"/>
+        </w:rPr>
+        <w:t xml:space="preserve">Sisa </w:t>
+      </w:r>
+      <w:r>
+        <w:rPr>
+          <w:rFonts w:hint="default" w:ascii="Kalinga" w:hAnsi="Kalinga"/>
+          <w:sz w:val="20"/>
+          <w:szCs w:val="20"/>
+        </w:rPr>
+        <w:t xml:space="preserve">Pencairan </w:t>
+      </w:r>
+      <w:r>
+        <w:rPr>
+          <w:rFonts w:hint="default" w:ascii="Kalinga" w:hAnsi="Kalinga"/>
+          <w:sz w:val="20"/>
+          <w:szCs w:val="20"/>
+          <w:lang w:val="en-US"/>
+        </w:rPr>
+        <w:t>dapat</w:t>
+      </w:r>
+      <w:r>
+        <w:rPr>
+          <w:rFonts w:hint="default" w:ascii="Kalinga" w:hAnsi="Kalinga"/>
+          <w:sz w:val="20"/>
+          <w:szCs w:val="20"/>
+        </w:rPr>
+        <w:t xml:space="preserve"> dilakukan setelah Bukti Lunas / Surat Keterangan Lunas Fasilitas Kredit dari {{ takeover_bank_list }} dan Asli SK Pensiun atas nama Pemohon telah diterima Pihak BNI dan Proses Flagging </w:t>
+      </w:r>
+      <w:r>
+        <w:rPr>
+          <w:rFonts w:hint="default" w:ascii="Kalinga" w:hAnsi="Kalinga"/>
+          <w:color w:val="auto"/>
+          <w:sz w:val="20"/>
+          <w:szCs w:val="20"/>
+        </w:rPr>
+        <w:t>{% if segmentasi == 'asabri' %}</w:t>
+      </w:r>
+      <w:r>
+        <w:rPr>
+          <w:rFonts w:hint="default" w:ascii="Kalinga" w:hAnsi="Kalinga"/>
+          <w:color w:val="auto"/>
+          <w:sz w:val="20"/>
+          <w:szCs w:val="20"/>
+          <w:lang w:val="en-US"/>
+        </w:rPr>
+        <w:t>ASABRI</w:t>
+      </w:r>
+      <w:r>
+        <w:rPr>
+          <w:rFonts w:hint="default" w:ascii="Kalinga" w:hAnsi="Kalinga"/>
+          <w:color w:val="auto"/>
+          <w:sz w:val="20"/>
+          <w:szCs w:val="20"/>
+        </w:rPr>
+        <w:t>{% else %}</w:t>
+      </w:r>
+      <w:r>
+        <w:rPr>
+          <w:rFonts w:hint="default" w:ascii="Kalinga" w:hAnsi="Kalinga"/>
+          <w:color w:val="auto"/>
+          <w:sz w:val="20"/>
+          <w:szCs w:val="20"/>
+          <w:lang w:val="en-US"/>
+        </w:rPr>
+        <w:t>TASPEN</w:t>
+      </w:r>
+      <w:r>
+        <w:rPr>
+          <w:rFonts w:hint="default" w:ascii="Kalinga" w:hAnsi="Kalinga"/>
+          <w:color w:val="auto"/>
+          <w:sz w:val="20"/>
+          <w:szCs w:val="20"/>
+        </w:rPr>
+        <w:t>{% endif %}</w:t>
+      </w:r>
       <w:r>
         <w:rPr>
           <w:rFonts w:hint="default" w:ascii="Kalinga" w:hAnsi="Kalinga"/>
